--- a/Mapped Curriculum Lesson - Supplemental Material/Grade 7/Lesson 23 - Inserting and Removing List Items/Inserting and Removing List Items - Worksheet.docx
+++ b/Mapped Curriculum Lesson - Supplemental Material/Grade 7/Lesson 23 - Inserting and Removing List Items/Inserting and Removing List Items - Worksheet.docx
@@ -869,59 +869,7 @@
         <w:rPr>
           <w:color w:val="080808"/>
         </w:rPr>
-        <w:t xml:space="preserve"> at position 2 and keep the removal of </w:t>
-      </w:r>
-      <w:r>
-        <w:rPr>
-          <w:color w:val="067D17"/>
-          <w:rFonts w:ascii="Consolas" w:hAnsi="Consolas"/>
-        </w:rPr>
-        <w:t>"coat"</w:t>
-      </w:r>
-      <w:r>
-        <w:rPr>
-          <w:color w:val="080808"/>
-        </w:rPr>
-        <w:t xml:space="preserve">. The final order must be </w:t>
-      </w:r>
-      <w:r>
-        <w:rPr>
-          <w:color w:val="067D17"/>
-          <w:rFonts w:ascii="Consolas" w:hAnsi="Consolas"/>
-        </w:rPr>
-        <w:t>"water"</w:t>
-      </w:r>
-      <w:r>
-        <w:rPr>
-          <w:color w:val="080808"/>
-        </w:rPr>
-        <w:t xml:space="preserve">, </w:t>
-      </w:r>
-      <w:r>
-        <w:rPr>
-          <w:color w:val="067D17"/>
-          <w:rFonts w:ascii="Consolas" w:hAnsi="Consolas"/>
-        </w:rPr>
-        <w:t>"snack"</w:t>
-      </w:r>
-      <w:r>
-        <w:rPr>
-          <w:color w:val="080808"/>
-        </w:rPr>
-        <w:t xml:space="preserve">, </w:t>
-      </w:r>
-      <w:r>
-        <w:rPr>
-          <w:color w:val="067D17"/>
-          <w:rFonts w:ascii="Consolas" w:hAnsi="Consolas"/>
-        </w:rPr>
-        <w:t>"torch"</w:t>
-      </w:r>
-      <w:r>
-        <w:rPr>
-          <w:color w:val="080808"/>
-        </w:rPr>
-        <w:t>.</w:t>
+        <w:t xml:space="preserve"> at position 2 and keep the removal of coat. The final order must be water, snack, torch.</w:t>
       </w:r>
     </w:p>
     <w:p w14:noSpellErr="1">
@@ -1024,33 +972,7 @@
         <w:rPr>
           <w:color w:val="080808"/>
         </w:rPr>
-        <w:t xml:space="preserve"> after each operation. Test </w:t>
-      </w:r>
-      <w:r>
-        <w:rPr>
-          <w:color w:val="067D17"/>
-          <w:rFonts w:ascii="Consolas" w:hAnsi="Consolas"/>
-        </w:rPr>
-        <w:t>"map"</w:t>
-      </w:r>
-      <w:r>
-        <w:rPr>
-          <w:color w:val="080808"/>
-        </w:rPr>
-        <w:t xml:space="preserve"> then </w:t>
-      </w:r>
-      <w:r>
-        <w:rPr>
-          <w:color w:val="067D17"/>
-          <w:rFonts w:ascii="Consolas" w:hAnsi="Consolas"/>
-        </w:rPr>
-        <w:t>"coat"</w:t>
-      </w:r>
-      <w:r>
-        <w:rPr>
-          <w:color w:val="080808"/>
-        </w:rPr>
-        <w:t>.</w:t>
+        <w:t xml:space="preserve"> after each operation. Test map then coat.</w:t>
       </w:r>
     </w:p>
     <w:p>

--- a/Mapped Curriculum Lesson - Supplemental Material/Grade 7/Lesson 23 - Inserting and Removing List Items/Inserting and Removing List Items - Worksheet.docx
+++ b/Mapped Curriculum Lesson - Supplemental Material/Grade 7/Lesson 23 - Inserting and Removing List Items/Inserting and Removing List Items - Worksheet.docx
@@ -959,7 +959,7 @@
         <w:rPr>
           <w:color w:val="080808"/>
         </w:rPr>
-        <w:t xml:space="preserve">Ask for an item to insert at position 1, then ask for an existing item to remove. Display the </w:t>
+        <w:t xml:space="preserve">Ask for an item and store it in [new_item], then insert it at position 1. Display the </w:t>
       </w:r>
       <w:r>
         <w:rPr>
@@ -972,47 +972,164 @@
         <w:rPr>
           <w:color w:val="080808"/>
         </w:rPr>
-        <w:t xml:space="preserve"> after each operation. Test map then coat.</w:t>
-      </w:r>
-    </w:p>
-    <w:p>
-      <w:pPr>
-        <w:spacing w:before="0" w:after="0" w:line="120" w:lineRule="exact"/>
-      </w:pPr>
-    </w:p>
-    <w:p>
-      <w:pPr>
-        <w:pStyle w:val="Heading2"/>
-      </w:pPr>
-      <w:r>
-        <w:t>Challenge 3</w:t>
-      </w:r>
-    </w:p>
-    <w:p>
-      <w:pPr>
-        <w:spacing w:line="276" w:lineRule="auto" w:before="0" w:after="0"/>
-        <w:rPr>
-          <w:noProof/>
-        </w:rPr>
-      </w:pPr>
-      <w:r>
-        <w:rPr>
-          <w:color w:val="080808"/>
-        </w:rPr>
-        <w:t xml:space="preserve">Create a four-name running order editor. Insert a reserve at a user-chosen valid position, remove one known existing name by value, and display the final order one name per line using a </w:t>
+        <w:t xml:space="preserve"> after the insertion. Ask for an existing item and store it in [old_item], then remove it and display the </w:t>
       </w:r>
       <w:r>
         <w:rPr>
           <w:color w:val="1750EB"/>
           <w:rFonts w:ascii="Consolas" w:hAnsi="Consolas"/>
         </w:rPr>
+        <w:t>list</w:t>
+      </w:r>
+      <w:r>
+        <w:rPr>
+          <w:color w:val="080808"/>
+        </w:rPr>
+        <w:t xml:space="preserve"> again. Test </w:t>
+      </w:r>
+      <w:r>
+        <w:rPr>
+          <w:color w:val="067D17"/>
+          <w:rFonts w:ascii="Consolas" w:hAnsi="Consolas"/>
+        </w:rPr>
+        <w:t>"map"</w:t>
+      </w:r>
+      <w:r>
+        <w:rPr>
+          <w:color w:val="080808"/>
+        </w:rPr>
+        <w:t xml:space="preserve"> followed by </w:t>
+      </w:r>
+      <w:r>
+        <w:rPr>
+          <w:color w:val="067D17"/>
+          <w:rFonts w:ascii="Consolas" w:hAnsi="Consolas"/>
+        </w:rPr>
+        <w:t>"coat"</w:t>
+      </w:r>
+      <w:r>
+        <w:rPr>
+          <w:color w:val="080808"/>
+        </w:rPr>
+        <w:t>.</w:t>
+      </w:r>
+    </w:p>
+    <w:p>
+      <w:pPr>
+        <w:spacing w:before="0" w:after="0" w:line="120" w:lineRule="exact"/>
+      </w:pPr>
+    </w:p>
+    <w:p>
+      <w:pPr>
+        <w:pStyle w:val="Heading2"/>
+      </w:pPr>
+      <w:r>
+        <w:t>Challenge 3</w:t>
+      </w:r>
+    </w:p>
+    <w:p>
+      <w:pPr>
+        <w:spacing w:line="276" w:lineRule="auto" w:before="0" w:after="0"/>
+        <w:rPr>
+          <w:noProof/>
+        </w:rPr>
+      </w:pPr>
+      <w:r>
+        <w:rPr>
+          <w:color w:val="080808"/>
+        </w:rPr>
+        <w:t xml:space="preserve">Store </w:t>
+      </w:r>
+      <w:r>
+        <w:rPr>
+          <w:color w:val="067D17"/>
+          <w:rFonts w:ascii="Consolas" w:hAnsi="Consolas"/>
+        </w:rPr>
+        <w:t>"Ari"</w:t>
+      </w:r>
+      <w:r>
+        <w:rPr>
+          <w:color w:val="080808"/>
+        </w:rPr>
+        <w:t xml:space="preserve">, </w:t>
+      </w:r>
+      <w:r>
+        <w:rPr>
+          <w:color w:val="067D17"/>
+          <w:rFonts w:ascii="Consolas" w:hAnsi="Consolas"/>
+        </w:rPr>
+        <w:t>"Bao"</w:t>
+      </w:r>
+      <w:r>
+        <w:rPr>
+          <w:color w:val="080808"/>
+        </w:rPr>
+        <w:t xml:space="preserve">, </w:t>
+      </w:r>
+      <w:r>
+        <w:rPr>
+          <w:color w:val="067D17"/>
+          <w:rFonts w:ascii="Consolas" w:hAnsi="Consolas"/>
+        </w:rPr>
+        <w:t>"Cleo"</w:t>
+      </w:r>
+      <w:r>
+        <w:rPr>
+          <w:color w:val="080808"/>
+        </w:rPr>
+        <w:t xml:space="preserve"> and </w:t>
+      </w:r>
+      <w:r>
+        <w:rPr>
+          <w:color w:val="067D17"/>
+          <w:rFonts w:ascii="Consolas" w:hAnsi="Consolas"/>
+        </w:rPr>
+        <w:t>"Dara"</w:t>
+      </w:r>
+      <w:r>
+        <w:rPr>
+          <w:color w:val="080808"/>
+        </w:rPr>
+        <w:t xml:space="preserve"> in [runners]. Ask for an insertion position from 0 to 4 and store it in [position]. Ask for a reserve name and store it in [reserve], then insert it at [position]. Ask for an existing name and store it in [leaving], then remove it. Use a </w:t>
+      </w:r>
+      <w:r>
+        <w:rPr>
+          <w:color w:val="1750EB"/>
+          <w:rFonts w:ascii="Consolas" w:hAnsi="Consolas"/>
+        </w:rPr>
         <w:t>for</w:t>
       </w:r>
       <w:r>
         <w:rPr>
           <w:color w:val="080808"/>
         </w:rPr>
-        <w:t xml:space="preserve"> loop.</w:t>
+        <w:t xml:space="preserve"> loop to display each remaining name. Test position 1, reserve </w:t>
+      </w:r>
+      <w:r>
+        <w:rPr>
+          <w:color w:val="067D17"/>
+          <w:rFonts w:ascii="Consolas" w:hAnsi="Consolas"/>
+        </w:rPr>
+        <w:t>"Eli"</w:t>
+      </w:r>
+      <w:r>
+        <w:rPr>
+          <w:color w:val="080808"/>
+        </w:rPr>
+        <w:t xml:space="preserve"> and leaving name </w:t>
+      </w:r>
+      <w:r>
+        <w:rPr>
+          <w:color w:val="067D17"/>
+          <w:rFonts w:ascii="Consolas" w:hAnsi="Consolas"/>
+        </w:rPr>
+        <w:t>"Bao"</w:t>
+      </w:r>
+      <w:r>
+        <w:rPr>
+          <w:color w:val="080808"/>
+        </w:rPr>
+        <w:t>; display Ari, Eli, Cleo and Dara on separate lines.</w:t>
       </w:r>
     </w:p>
     <w:p>

--- a/Mapped Curriculum Lesson - Supplemental Material/Grade 7/Lesson 23 - Inserting and Removing List Items/Inserting and Removing List Items - Worksheet.docx
+++ b/Mapped Curriculum Lesson - Supplemental Material/Grade 7/Lesson 23 - Inserting and Removing List Items/Inserting and Removing List Items - Worksheet.docx
@@ -856,20 +856,67 @@
         <w:rPr>
           <w:color w:val="080808"/>
         </w:rPr>
-        <w:t xml:space="preserve">Insert </w:t>
+        <w:t xml:space="preserve">Change the example so the torch is moved to the front after packing. Use </w:t>
+      </w:r>
+      <w:r>
+        <w:rPr>
+          <w:color w:val="1750EB"/>
+          <w:rFonts w:ascii="JetBrains Mono" w:hAnsi="JetBrains Mono"/>
+          <w:sz w:val="20"/>
+          <w:szCs w:val="20"/>
+        </w:rPr>
+        <w:t>remove()</w:t>
+      </w:r>
+      <w:r>
+        <w:rPr>
+          <w:color w:val="080808"/>
+        </w:rPr>
+        <w:t xml:space="preserve"> to take out </w:t>
       </w:r>
       <w:r>
         <w:rPr>
           <w:color w:val="067D17"/>
-          <w:rFonts w:ascii="Consolas" w:hAnsi="Consolas"/>
-        </w:rPr>
-        <w:t>"snack"</w:t>
-      </w:r>
-      <w:r>
-        <w:rPr>
-          <w:color w:val="080808"/>
-        </w:rPr>
-        <w:t xml:space="preserve"> at position 2 and keep the removal of coat. The final order must be water, snack, torch.</w:t>
+          <w:rFonts w:ascii="JetBrains Mono" w:hAnsi="JetBrains Mono"/>
+          <w:sz w:val="20"/>
+          <w:szCs w:val="20"/>
+        </w:rPr>
+        <w:t>"torch"</w:t>
+      </w:r>
+      <w:r>
+        <w:rPr>
+          <w:color w:val="080808"/>
+        </w:rPr>
+        <w:t xml:space="preserve">, then </w:t>
+      </w:r>
+      <w:r>
+        <w:rPr>
+          <w:color w:val="1750EB"/>
+          <w:rFonts w:ascii="JetBrains Mono" w:hAnsi="JetBrains Mono"/>
+          <w:sz w:val="20"/>
+          <w:szCs w:val="20"/>
+        </w:rPr>
+        <w:t>insert()</w:t>
+      </w:r>
+      <w:r>
+        <w:rPr>
+          <w:color w:val="080808"/>
+        </w:rPr>
+        <w:t xml:space="preserve"> to put it at position 0. The final line should be </w:t>
+      </w:r>
+      <w:r>
+        <w:rPr>
+          <w:color w:val="067D17"/>
+          <w:rFonts w:ascii="JetBrains Mono" w:hAnsi="JetBrains Mono"/>
+          <w:sz w:val="20"/>
+          <w:szCs w:val="20"/>
+        </w:rPr>
+        <w:t>"Packed kit: ['torch', 'map', 'water']"</w:t>
+      </w:r>
+      <w:r>
+        <w:rPr>
+          <w:color w:val="080808"/>
+        </w:rPr>
+        <w:t>.</w:t>
       </w:r>
     </w:p>
     <w:p w14:noSpellErr="1">
@@ -959,12 +1006,30 @@
         <w:rPr>
           <w:color w:val="080808"/>
         </w:rPr>
-        <w:t xml:space="preserve">Ask for an item and store it in [new_item], then insert it at position 1. Display the </w:t>
+        <w:t xml:space="preserve">Change the example so the user chooses both changes. Ask for </w:t>
+      </w:r>
+      <w:r>
+        <w:rPr>
+          <w:color w:val="6A1B9A"/>
+          <w:rFonts w:ascii="JetBrains Mono" w:hAnsi="JetBrains Mono"/>
+          <w:sz w:val="20"/>
+          <w:szCs w:val="20"/>
+          <w:shd w:val="clear" w:color="auto" w:fill="ECEAF4"/>
+        </w:rPr>
+        <w:t> new_item </w:t>
+      </w:r>
+      <w:r>
+        <w:rPr>
+          <w:color w:val="080808"/>
+        </w:rPr>
+        <w:t xml:space="preserve"> and insert it at position 1, then display the </w:t>
       </w:r>
       <w:r>
         <w:rPr>
           <w:color w:val="1750EB"/>
-          <w:rFonts w:ascii="Consolas" w:hAnsi="Consolas"/>
+          <w:rFonts w:ascii="JetBrains Mono" w:hAnsi="JetBrains Mono"/>
+          <w:sz w:val="20"/>
+          <w:szCs w:val="20"/>
         </w:rPr>
         <w:t>list</w:t>
       </w:r>
@@ -972,12 +1037,30 @@
         <w:rPr>
           <w:color w:val="080808"/>
         </w:rPr>
-        <w:t xml:space="preserve"> after the insertion. Ask for an existing item and store it in [old_item], then remove it and display the </w:t>
+        <w:t xml:space="preserve">. Ask for </w:t>
+      </w:r>
+      <w:r>
+        <w:rPr>
+          <w:color w:val="6A1B9A"/>
+          <w:rFonts w:ascii="JetBrains Mono" w:hAnsi="JetBrains Mono"/>
+          <w:sz w:val="20"/>
+          <w:szCs w:val="20"/>
+          <w:shd w:val="clear" w:color="auto" w:fill="ECEAF4"/>
+        </w:rPr>
+        <w:t> old_item </w:t>
+      </w:r>
+      <w:r>
+        <w:rPr>
+          <w:color w:val="080808"/>
+        </w:rPr>
+        <w:t xml:space="preserve"> from the </w:t>
       </w:r>
       <w:r>
         <w:rPr>
           <w:color w:val="1750EB"/>
-          <w:rFonts w:ascii="Consolas" w:hAnsi="Consolas"/>
+          <w:rFonts w:ascii="JetBrains Mono" w:hAnsi="JetBrains Mono"/>
+          <w:sz w:val="20"/>
+          <w:szCs w:val="20"/>
         </w:rPr>
         <w:t>list</w:t>
       </w:r>
@@ -985,12 +1068,29 @@
         <w:rPr>
           <w:color w:val="080808"/>
         </w:rPr>
-        <w:t xml:space="preserve"> again. Test </w:t>
+        <w:t xml:space="preserve">, remove it and display the </w:t>
+      </w:r>
+      <w:r>
+        <w:rPr>
+          <w:color w:val="1750EB"/>
+          <w:rFonts w:ascii="JetBrains Mono" w:hAnsi="JetBrains Mono"/>
+          <w:sz w:val="20"/>
+          <w:szCs w:val="20"/>
+        </w:rPr>
+        <w:t>list</w:t>
+      </w:r>
+      <w:r>
+        <w:rPr>
+          <w:color w:val="080808"/>
+        </w:rPr>
+        <w:t xml:space="preserve"> again. For example, </w:t>
       </w:r>
       <w:r>
         <w:rPr>
           <w:color w:val="067D17"/>
-          <w:rFonts w:ascii="Consolas" w:hAnsi="Consolas"/>
+          <w:rFonts w:ascii="JetBrains Mono" w:hAnsi="JetBrains Mono"/>
+          <w:sz w:val="20"/>
+          <w:szCs w:val="20"/>
         </w:rPr>
         <w:t>"map"</w:t>
       </w:r>
@@ -998,12 +1098,14 @@
         <w:rPr>
           <w:color w:val="080808"/>
         </w:rPr>
-        <w:t xml:space="preserve"> followed by </w:t>
+        <w:t xml:space="preserve"> then </w:t>
       </w:r>
       <w:r>
         <w:rPr>
           <w:color w:val="067D17"/>
-          <w:rFonts w:ascii="Consolas" w:hAnsi="Consolas"/>
+          <w:rFonts w:ascii="JetBrains Mono" w:hAnsi="JetBrains Mono"/>
+          <w:sz w:val="20"/>
+          <w:szCs w:val="20"/>
         </w:rPr>
         <w:t>"coat"</w:t>
       </w:r>
@@ -1011,125 +1113,245 @@
         <w:rPr>
           <w:color w:val="080808"/>
         </w:rPr>
+        <w:t xml:space="preserve"> ends with [</w:t>
+      </w:r>
+      <w:r>
+        <w:rPr>
+          <w:color w:val="067D17"/>
+          <w:rFonts w:ascii="JetBrains Mono" w:hAnsi="JetBrains Mono"/>
+          <w:sz w:val="20"/>
+          <w:szCs w:val="20"/>
+        </w:rPr>
+        <w:t>'map'</w:t>
+      </w:r>
+      <w:r>
+        <w:rPr>
+          <w:color w:val="080808"/>
+        </w:rPr>
+        <w:t xml:space="preserve">, </w:t>
+      </w:r>
+      <w:r>
+        <w:rPr>
+          <w:color w:val="067D17"/>
+          <w:rFonts w:ascii="JetBrains Mono" w:hAnsi="JetBrains Mono"/>
+          <w:sz w:val="20"/>
+          <w:szCs w:val="20"/>
+        </w:rPr>
+        <w:t>'water'</w:t>
+      </w:r>
+      <w:r>
+        <w:rPr>
+          <w:color w:val="080808"/>
+        </w:rPr>
+        <w:t xml:space="preserve">, </w:t>
+      </w:r>
+      <w:r>
+        <w:rPr>
+          <w:color w:val="067D17"/>
+          <w:rFonts w:ascii="JetBrains Mono" w:hAnsi="JetBrains Mono"/>
+          <w:sz w:val="20"/>
+          <w:szCs w:val="20"/>
+        </w:rPr>
+        <w:t>'torch'</w:t>
+      </w:r>
+      <w:r>
+        <w:rPr>
+          <w:color w:val="080808"/>
+        </w:rPr>
+        <w:t>].</w:t>
+      </w:r>
+    </w:p>
+    <w:p>
+      <w:pPr>
+        <w:spacing w:before="0" w:after="0" w:line="120" w:lineRule="exact"/>
+      </w:pPr>
+    </w:p>
+    <w:p>
+      <w:pPr>
+        <w:pStyle w:val="Heading2"/>
+      </w:pPr>
+      <w:r>
+        <w:t>Challenge 3</w:t>
+      </w:r>
+    </w:p>
+    <w:p>
+      <w:pPr>
+        <w:spacing w:line="276" w:lineRule="auto" w:before="0" w:after="0"/>
+        <w:rPr>
+          <w:noProof/>
+        </w:rPr>
+      </w:pPr>
+      <w:r>
+        <w:rPr>
+          <w:color w:val="080808"/>
+        </w:rPr>
+        <w:t xml:space="preserve">Create a </w:t>
+      </w:r>
+      <w:r>
+        <w:rPr>
+          <w:color w:val="1750EB"/>
+          <w:rFonts w:ascii="JetBrains Mono" w:hAnsi="JetBrains Mono"/>
+          <w:sz w:val="20"/>
+          <w:szCs w:val="20"/>
+        </w:rPr>
+        <w:t>list</w:t>
+      </w:r>
+      <w:r>
+        <w:rPr>
+          <w:color w:val="080808"/>
+        </w:rPr>
+        <w:t xml:space="preserve"> called </w:t>
+      </w:r>
+      <w:r>
+        <w:rPr>
+          <w:color w:val="6A1B9A"/>
+          <w:rFonts w:ascii="JetBrains Mono" w:hAnsi="JetBrains Mono"/>
+          <w:sz w:val="20"/>
+          <w:szCs w:val="20"/>
+          <w:shd w:val="clear" w:color="auto" w:fill="ECEAF4"/>
+        </w:rPr>
+        <w:t> runners </w:t>
+      </w:r>
+      <w:r>
+        <w:rPr>
+          <w:color w:val="080808"/>
+        </w:rPr>
+        <w:t xml:space="preserve"> holding </w:t>
+      </w:r>
+      <w:r>
+        <w:rPr>
+          <w:color w:val="067D17"/>
+          <w:rFonts w:ascii="JetBrains Mono" w:hAnsi="JetBrains Mono"/>
+          <w:sz w:val="20"/>
+          <w:szCs w:val="20"/>
+        </w:rPr>
+        <w:t>"Ari"</w:t>
+      </w:r>
+      <w:r>
+        <w:rPr>
+          <w:color w:val="080808"/>
+        </w:rPr>
+        <w:t xml:space="preserve">, </w:t>
+      </w:r>
+      <w:r>
+        <w:rPr>
+          <w:color w:val="067D17"/>
+          <w:rFonts w:ascii="JetBrains Mono" w:hAnsi="JetBrains Mono"/>
+          <w:sz w:val="20"/>
+          <w:szCs w:val="20"/>
+        </w:rPr>
+        <w:t>"Bao"</w:t>
+      </w:r>
+      <w:r>
+        <w:rPr>
+          <w:color w:val="080808"/>
+        </w:rPr>
+        <w:t xml:space="preserve">, </w:t>
+      </w:r>
+      <w:r>
+        <w:rPr>
+          <w:color w:val="067D17"/>
+          <w:rFonts w:ascii="JetBrains Mono" w:hAnsi="JetBrains Mono"/>
+          <w:sz w:val="20"/>
+          <w:szCs w:val="20"/>
+        </w:rPr>
+        <w:t>"Cleo"</w:t>
+      </w:r>
+      <w:r>
+        <w:rPr>
+          <w:color w:val="080808"/>
+        </w:rPr>
+        <w:t xml:space="preserve"> and </w:t>
+      </w:r>
+      <w:r>
+        <w:rPr>
+          <w:color w:val="067D17"/>
+          <w:rFonts w:ascii="JetBrains Mono" w:hAnsi="JetBrains Mono"/>
+          <w:sz w:val="20"/>
+          <w:szCs w:val="20"/>
+        </w:rPr>
+        <w:t>"Dara"</w:t>
+      </w:r>
+      <w:r>
+        <w:rPr>
+          <w:color w:val="080808"/>
+        </w:rPr>
+        <w:t xml:space="preserve">. Ask for a position and a reserve runner to insert there, then ask for a runner to remove. Display the </w:t>
+      </w:r>
+      <w:r>
+        <w:rPr>
+          <w:color w:val="1750EB"/>
+          <w:rFonts w:ascii="JetBrains Mono" w:hAnsi="JetBrains Mono"/>
+          <w:sz w:val="20"/>
+          <w:szCs w:val="20"/>
+        </w:rPr>
+        <w:t>list</w:t>
+      </w:r>
+      <w:r>
+        <w:rPr>
+          <w:color w:val="080808"/>
+        </w:rPr>
+        <w:t xml:space="preserve"> after </w:t>
+      </w:r>
+      <w:r>
+        <w:rPr>
+          <w:color w:val="067D17"/>
+          <w:rFonts w:ascii="JetBrains Mono" w:hAnsi="JetBrains Mono"/>
+          <w:sz w:val="20"/>
+          <w:szCs w:val="20"/>
+        </w:rPr>
+        <w:t>"Runners:"</w:t>
+      </w:r>
+      <w:r>
+        <w:rPr>
+          <w:color w:val="080808"/>
+        </w:rPr>
+        <w:t xml:space="preserve">. For example, 1, </w:t>
+      </w:r>
+      <w:r>
+        <w:rPr>
+          <w:color w:val="067D17"/>
+          <w:rFonts w:ascii="JetBrains Mono" w:hAnsi="JetBrains Mono"/>
+          <w:sz w:val="20"/>
+          <w:szCs w:val="20"/>
+        </w:rPr>
+        <w:t>"Eli"</w:t>
+      </w:r>
+      <w:r>
+        <w:rPr>
+          <w:color w:val="080808"/>
+        </w:rPr>
+        <w:t xml:space="preserve"> and </w:t>
+      </w:r>
+      <w:r>
+        <w:rPr>
+          <w:color w:val="067D17"/>
+          <w:rFonts w:ascii="JetBrains Mono" w:hAnsi="JetBrains Mono"/>
+          <w:sz w:val="20"/>
+          <w:szCs w:val="20"/>
+        </w:rPr>
+        <w:t>"Bao"</w:t>
+      </w:r>
+      <w:r>
+        <w:rPr>
+          <w:color w:val="080808"/>
+        </w:rPr>
+        <w:t xml:space="preserve"> display </w:t>
+      </w:r>
+      <w:r>
+        <w:rPr>
+          <w:color w:val="067D17"/>
+          <w:rFonts w:ascii="JetBrains Mono" w:hAnsi="JetBrains Mono"/>
+          <w:sz w:val="20"/>
+          <w:szCs w:val="20"/>
+        </w:rPr>
+        <w:t>"Runners: ['Ari', 'Eli', 'Cleo', 'Dara']"</w:t>
+      </w:r>
+      <w:r>
+        <w:rPr>
+          <w:color w:val="080808"/>
+        </w:rPr>
         <w:t>.</w:t>
-      </w:r>
-    </w:p>
-    <w:p>
-      <w:pPr>
-        <w:spacing w:before="0" w:after="0" w:line="120" w:lineRule="exact"/>
-      </w:pPr>
-    </w:p>
-    <w:p>
-      <w:pPr>
-        <w:pStyle w:val="Heading2"/>
-      </w:pPr>
-      <w:r>
-        <w:t>Challenge 3</w:t>
-      </w:r>
-    </w:p>
-    <w:p>
-      <w:pPr>
-        <w:spacing w:line="276" w:lineRule="auto" w:before="0" w:after="0"/>
-        <w:rPr>
-          <w:noProof/>
-        </w:rPr>
-      </w:pPr>
-      <w:r>
-        <w:rPr>
-          <w:color w:val="080808"/>
-        </w:rPr>
-        <w:t xml:space="preserve">Store </w:t>
-      </w:r>
-      <w:r>
-        <w:rPr>
-          <w:color w:val="067D17"/>
-          <w:rFonts w:ascii="Consolas" w:hAnsi="Consolas"/>
-        </w:rPr>
-        <w:t>"Ari"</w:t>
-      </w:r>
-      <w:r>
-        <w:rPr>
-          <w:color w:val="080808"/>
-        </w:rPr>
-        <w:t xml:space="preserve">, </w:t>
-      </w:r>
-      <w:r>
-        <w:rPr>
-          <w:color w:val="067D17"/>
-          <w:rFonts w:ascii="Consolas" w:hAnsi="Consolas"/>
-        </w:rPr>
-        <w:t>"Bao"</w:t>
-      </w:r>
-      <w:r>
-        <w:rPr>
-          <w:color w:val="080808"/>
-        </w:rPr>
-        <w:t xml:space="preserve">, </w:t>
-      </w:r>
-      <w:r>
-        <w:rPr>
-          <w:color w:val="067D17"/>
-          <w:rFonts w:ascii="Consolas" w:hAnsi="Consolas"/>
-        </w:rPr>
-        <w:t>"Cleo"</w:t>
-      </w:r>
-      <w:r>
-        <w:rPr>
-          <w:color w:val="080808"/>
-        </w:rPr>
-        <w:t xml:space="preserve"> and </w:t>
-      </w:r>
-      <w:r>
-        <w:rPr>
-          <w:color w:val="067D17"/>
-          <w:rFonts w:ascii="Consolas" w:hAnsi="Consolas"/>
-        </w:rPr>
-        <w:t>"Dara"</w:t>
-      </w:r>
-      <w:r>
-        <w:rPr>
-          <w:color w:val="080808"/>
-        </w:rPr>
-        <w:t xml:space="preserve"> in [runners]. Ask for an insertion position from 0 to 4 and store it in [position]. Ask for a reserve name and store it in [reserve], then insert it at [position]. Ask for an existing name and store it in [leaving], then remove it. Use a </w:t>
-      </w:r>
-      <w:r>
-        <w:rPr>
-          <w:color w:val="1750EB"/>
-          <w:rFonts w:ascii="Consolas" w:hAnsi="Consolas"/>
-        </w:rPr>
-        <w:t>for</w:t>
-      </w:r>
-      <w:r>
-        <w:rPr>
-          <w:color w:val="080808"/>
-        </w:rPr>
-        <w:t xml:space="preserve"> loop to display each remaining name. Test position 1, reserve </w:t>
-      </w:r>
-      <w:r>
-        <w:rPr>
-          <w:color w:val="067D17"/>
-          <w:rFonts w:ascii="Consolas" w:hAnsi="Consolas"/>
-        </w:rPr>
-        <w:t>"Eli"</w:t>
-      </w:r>
-      <w:r>
-        <w:rPr>
-          <w:color w:val="080808"/>
-        </w:rPr>
-        <w:t xml:space="preserve"> and leaving name </w:t>
-      </w:r>
-      <w:r>
-        <w:rPr>
-          <w:color w:val="067D17"/>
-          <w:rFonts w:ascii="Consolas" w:hAnsi="Consolas"/>
-        </w:rPr>
-        <w:t>"Bao"</w:t>
-      </w:r>
-      <w:r>
-        <w:rPr>
-          <w:color w:val="080808"/>
-        </w:rPr>
-        <w:t>; display Ari, Eli, Cleo and Dara on separate lines.</w:t>
       </w:r>
     </w:p>
     <w:p>
